--- a/whales.docx
+++ b/whales.docx
@@ -4,15 +4,7 @@
   <w:body>
     <w:p>
       <w:r>
-        <w:t xml:space="preserve">Whale detection from the data you have is a real thing — the fingerprints of batch accumulation are visible in </w:t>
-      </w:r>
-      <w:proofErr w:type="spellStart"/>
-      <w:r>
-        <w:t>klines</w:t>
-      </w:r>
-      <w:proofErr w:type="spellEnd"/>
-      <w:r>
-        <w:t xml:space="preserve"> and individual trades. Building it:</w:t>
+        <w:t>Whale detection from the data you have is a real thing — the fingerprints of batch accumulation are visible in klines and individual trades. Building it:</w:t>
       </w:r>
     </w:p>
     <w:p>
@@ -27,23 +19,7 @@
     </w:p>
     <w:p>
       <w:r>
-        <w:t xml:space="preserve">The </w:t>
-      </w:r>
-      <w:proofErr w:type="gramStart"/>
-      <w:r>
-        <w:t>whales</w:t>
-      </w:r>
-      <w:proofErr w:type="gramEnd"/>
-      <w:r>
-        <w:t xml:space="preserve"> folder is built and mechanically tested (synthetic run above — those flat numbers are </w:t>
-      </w:r>
-      <w:proofErr w:type="gramStart"/>
-      <w:r>
-        <w:t>expected,</w:t>
-      </w:r>
-      <w:proofErr w:type="gramEnd"/>
-      <w:r>
-        <w:t xml:space="preserve"> fake data has no whales in it).</w:t>
+        <w:t>The whales folder is built and mechanically tested (synthetic run above — those flat numbers are expected, fake data has no whales in it).</w:t>
       </w:r>
     </w:p>
     <w:p>
@@ -88,15 +64,7 @@
         <w:t>live inspector</w:t>
       </w:r>
       <w:r>
-        <w:t xml:space="preserve"> goes deeper on any candidate: it pulls individual trades (</w:t>
-      </w:r>
-      <w:proofErr w:type="spellStart"/>
-      <w:r>
-        <w:t>aggTrades</w:t>
-      </w:r>
-      <w:proofErr w:type="spellEnd"/>
-      <w:r>
-        <w:t>) and finds prints ≥$25k, computes net whale flow, and detects TWAP/iceberg bots — dozens of near-identical clip sizes is a machine signature no crowd of humans produces.</w:t>
+        <w:t xml:space="preserve"> goes deeper on any candidate: it pulls individual trades (aggTrades) and finds prints ≥$25k, computes net whale flow, and detects TWAP/iceberg bots — dozens of near-identical clip sizes is a machine signature no crowd of humans produces.</w:t>
       </w:r>
     </w:p>
     <w:p>
@@ -126,15 +94,7 @@
     </w:p>
     <w:p>
       <w:r>
-        <w:t xml:space="preserve">Run validate_whales.py before believing anything — same discipline as the pump study. It buckets 3 years of scores and asks: did coins scoring 80+ </w:t>
-      </w:r>
-      <w:proofErr w:type="gramStart"/>
-      <w:r>
-        <w:t>actually outperform</w:t>
-      </w:r>
-      <w:proofErr w:type="gramEnd"/>
-      <w:r>
-        <w:t xml:space="preserve"> over the following 7 days, in every period? If the 80+ bucket doesn't clearly beat the low buckets, the signature (as formulated) is folklore and we iterate. Also know its blind spots: it sees exchange flow only — OTC deals, cold wallets, and whether it's one whale or many are invisible.</w:t>
+        <w:t>Run validate_whales.py before believing anything — same discipline as the pump study. It buckets 3 years of scores and asks: did coins scoring 80+ actually outperform over the following 7 days, in every period? If the 80+ bucket doesn't clearly beat the low buckets, the signature (as formulated) is folklore and we iterate. Also know its blind spots: it sees exchange flow only — OTC deals, cold wallets, and whether it's one whale or many are invisible.</w:t>
       </w:r>
     </w:p>
     <w:p>
@@ -164,28 +124,12 @@
     </w:p>
     <w:p>
       <w:r>
-        <w:t xml:space="preserve">cd </w:t>
-      </w:r>
-      <w:proofErr w:type="spellStart"/>
-      <w:r>
-        <w:t>e_combo</w:t>
-      </w:r>
-      <w:proofErr w:type="spellEnd"/>
-      <w:r>
-        <w:t xml:space="preserve"> &amp;&amp; python screener_e.py      # E-combo: z≥4 silent spikes (36h trades)</w:t>
-      </w:r>
-    </w:p>
-    <w:p>
-      <w:r>
-        <w:t>cd</w:t>
-      </w:r>
-      <w:proofErr w:type="gramStart"/>
-      <w:r>
-        <w:t xml:space="preserve"> ..</w:t>
-      </w:r>
-      <w:proofErr w:type="gramEnd"/>
-      <w:r>
-        <w:t>/whales &amp;&amp; python screener_w.py    # W: fresh absorption crossings (7d holds)</w:t>
+        <w:t>cd e_combo &amp;&amp; python screener_e.py      # E-combo: z≥4 silent spikes (36h trades)</w:t>
+      </w:r>
+    </w:p>
+    <w:p>
+      <w:r>
+        <w:t>cd ../whales &amp;&amp; python screener_w.py    # W: fresh absorption crossings (7d holds)</w:t>
       </w:r>
     </w:p>
     <w:p>
@@ -201,28 +145,24 @@
         <w:t>BTC regime banner</w:t>
       </w:r>
       <w:r>
-        <w:t xml:space="preserve"> — price vs 100-day MA — and when BTC is below trend it prints an explicit caution, because that's the one regime where absorption entries historically did worse than random. It's deliberately a notification, not an automatic filter: the filter idea is untested (hypothesis #3), so the tool </w:t>
-      </w:r>
-      <w:proofErr w:type="gramStart"/>
-      <w:r>
-        <w:t>informs</w:t>
-      </w:r>
-      <w:proofErr w:type="gramEnd"/>
-      <w:r>
-        <w:t xml:space="preserve"> and you decide. Below the banner: every coin whose absorption score crossed 80 in the last 24h, sorted freshest first, with the fixed rules printed underneath (buy, hold 7 days flat, sell — no stop, no TP, equal stakes).</w:t>
-      </w:r>
-    </w:p>
-    <w:p>
-      <w:r>
-        <w:t xml:space="preserve">One practical note on running both strategies: keep separate log columns for E and W </w:t>
-      </w:r>
-      <w:proofErr w:type="gramStart"/>
-      <w:r>
-        <w:t>trades, and</w:t>
-      </w:r>
-      <w:proofErr w:type="gramEnd"/>
-      <w:r>
-        <w:t xml:space="preserve"> record the BTC regime at entry for every W trade — after a few months that log will tell you, with </w:t>
+        <w:t xml:space="preserve"> — price vs 100-day MA — and when BTC is below trend it prints an explicit caution, because that's the one regime where absorption entries historically did worse than random. It's deliberately a notification, not an automatic filter: the filter idea is untested (hypothesis #3), so the tool informs and you decide. Below the banner: every coin whose absorption score crossed 80 in the last 24h, sorted freshest first, with the fixed rules printed underneath (buy, hold 7 days flat, sell —</w:t>
+      </w:r>
+      <w:r>
+        <w:t xml:space="preserve"> </w:t>
+      </w:r>
+      <w:r>
+        <w:t>stop</w:t>
+      </w:r>
+      <w:r>
+        <w:t xml:space="preserve"> -25%</w:t>
+      </w:r>
+      <w:r>
+        <w:t>, no TP, equal stakes).</w:t>
+      </w:r>
+    </w:p>
+    <w:p>
+      <w:r>
+        <w:t xml:space="preserve">One practical note on running both strategies: keep separate log columns for E and W trades, and record the BTC regime at entry for every W trade — after a few months that log will tell you, with </w:t>
       </w:r>
       <w:r>
         <w:rPr>
@@ -233,6 +173,38 @@
       </w:r>
       <w:r>
         <w:t xml:space="preserve"> fills, whether the regime filter deserves to be promoted from notification to rule. That's the cleanest way to test hypothesis #3: on new data, for free.</w:t>
+      </w:r>
+    </w:p>
+    <w:p/>
+    <w:p>
+      <w:r>
+        <w:t xml:space="preserve">Expected daily runtime from now on: </w:t>
+      </w:r>
+      <w:r>
+        <w:rPr>
+          <w:b/>
+          <w:bCs/>
+        </w:rPr>
+        <w:t>~2–3 minutes</w:t>
+      </w:r>
+      <w:r>
+        <w:t xml:space="preserve"> — CoinGecko (~15s), then roughly 2 requests per coin at 0.25s throttle. The only coins that still re-download fully each run are the three "insufficient history" ones (GRAM, RE, SPCXB and friends) that never get cached — they're brand-new listings with days of data, so the cost is negligible, and they'll graduate into the cache once they have a month of history.</w:t>
+      </w:r>
+    </w:p>
+    <w:p/>
+    <w:p>
+      <w:r>
+        <w:t xml:space="preserve">So the live discipline is: buy the fresh crossing, set a −25% stop immediately (that's the </w:t>
+      </w:r>
+      <w:r>
+        <w:rPr>
+          <w:i/>
+          <w:iCs/>
+        </w:rPr>
+        <w:t>only</w:t>
+      </w:r>
+      <w:r>
+        <w:t xml:space="preserve"> order besides the entry), sell whatever remains after 7 days. The stop should fire roughly once per 20 trades — if you notice it firing much more often than that in your log, that itself is a regime signal worth bringing back here.</w:t>
       </w:r>
     </w:p>
     <w:p/>
